--- a/Python Learning/Python 02.docx
+++ b/Python Learning/Python 02.docx
@@ -19,21 +19,6 @@
     </w:p>
     <w:p>
       <w:r>
-        <w:t xml:space="preserve">Since you already have strong Java experience, I'll explain Python </w:t>
-      </w:r>
-      <w:r>
-        <w:rPr>
-          <w:b/>
-          <w:bCs/>
-        </w:rPr>
-        <w:t>from a Java developer's perspective</w:t>
-      </w:r>
-      <w:r>
-        <w:t>, so you can quickly understand the differences and then practice Python independently.</w:t>
-      </w:r>
-    </w:p>
-    <w:p>
-      <w:r>
         <w:pict w14:anchorId="4B8A0FA2">
           <v:rect id="_x0000_i1025" style="width:0;height:1.5pt" o:hralign="center" o:hrstd="t" o:hr="t" fillcolor="#a0a0a0" stroked="f"/>
         </w:pict>
@@ -243,36 +228,12 @@
     </w:p>
     <w:p>
       <w:r>
-        <w:t xml:space="preserve">    public static void </w:t>
-      </w:r>
-      <w:proofErr w:type="gramStart"/>
-      <w:r>
-        <w:t>main(String[</w:t>
-      </w:r>
-      <w:proofErr w:type="gramEnd"/>
-      <w:r>
-        <w:t xml:space="preserve">] </w:t>
-      </w:r>
-      <w:proofErr w:type="spellStart"/>
-      <w:r>
-        <w:t>args</w:t>
-      </w:r>
-      <w:proofErr w:type="spellEnd"/>
-      <w:r>
-        <w:t>) {</w:t>
-      </w:r>
-    </w:p>
-    <w:p>
-      <w:r>
-        <w:t xml:space="preserve">        </w:t>
-      </w:r>
-      <w:proofErr w:type="spellStart"/>
-      <w:r>
-        <w:t>System.out.println</w:t>
-      </w:r>
-      <w:proofErr w:type="spellEnd"/>
-      <w:r>
-        <w:t>("Hello Python");</w:t>
+        <w:t xml:space="preserve">    public static void main(String[] args) {</w:t>
+      </w:r>
+    </w:p>
+    <w:p>
+      <w:r>
+        <w:t xml:space="preserve">        System.out.println("Hello Python");</w:t>
       </w:r>
     </w:p>
     <w:p>
@@ -282,33 +243,28 @@
     </w:p>
     <w:p>
       <w:r>
+        <w:t>}</w:t>
+      </w:r>
+    </w:p>
+    <w:p>
+      <w:pPr>
+        <w:rPr>
+          <w:b/>
+          <w:bCs/>
+        </w:rPr>
+      </w:pPr>
+      <w:r>
+        <w:rPr>
+          <w:b/>
+          <w:bCs/>
+        </w:rPr>
+        <w:t>Python</w:t>
+      </w:r>
+    </w:p>
+    <w:p>
+      <w:r>
         <w:lastRenderedPageBreak/>
-        <w:t>}</w:t>
-      </w:r>
-    </w:p>
-    <w:p>
-      <w:pPr>
-        <w:rPr>
-          <w:b/>
-          <w:bCs/>
-        </w:rPr>
-      </w:pPr>
-      <w:r>
-        <w:rPr>
-          <w:b/>
-          <w:bCs/>
-        </w:rPr>
-        <w:t>Python</w:t>
-      </w:r>
-    </w:p>
-    <w:p>
-      <w:proofErr w:type="gramStart"/>
-      <w:r>
-        <w:t>print(</w:t>
-      </w:r>
-      <w:proofErr w:type="gramEnd"/>
-      <w:r>
-        <w:t>"Hello Python")</w:t>
+        <w:t>print("Hello Python")</w:t>
       </w:r>
     </w:p>
     <w:p>
@@ -440,15 +396,7 @@
     </w:p>
     <w:p>
       <w:r>
-        <w:t>// x = "Hello</w:t>
-      </w:r>
-      <w:proofErr w:type="gramStart"/>
-      <w:r>
-        <w:t xml:space="preserve">";   </w:t>
-      </w:r>
-      <w:proofErr w:type="gramEnd"/>
-      <w:r>
-        <w:t>// compilation error</w:t>
+        <w:t>// x = "Hello";   // compilation error</w:t>
       </w:r>
     </w:p>
     <w:p>
@@ -521,7 +469,6 @@
         </w:numPr>
       </w:pPr>
       <w:r>
-        <w:lastRenderedPageBreak/>
         <w:t xml:space="preserve">Inheritance </w:t>
       </w:r>
     </w:p>
@@ -544,6 +491,7 @@
         </w:numPr>
       </w:pPr>
       <w:r>
+        <w:lastRenderedPageBreak/>
         <w:t xml:space="preserve">Encapsulation </w:t>
       </w:r>
     </w:p>
@@ -625,15 +573,7 @@
     </w:p>
     <w:p>
       <w:r>
-        <w:t xml:space="preserve">Web       → </w:t>
-      </w:r>
-      <w:proofErr w:type="spellStart"/>
-      <w:r>
-        <w:t>FastAPI</w:t>
-      </w:r>
-      <w:proofErr w:type="spellEnd"/>
-      <w:r>
-        <w:t>, Django, Flask</w:t>
+        <w:t>Web       → FastAPI, Django, Flask</w:t>
       </w:r>
     </w:p>
     <w:p>
@@ -648,26 +588,13 @@
     </w:p>
     <w:p>
       <w:r>
-        <w:t xml:space="preserve">DL        → </w:t>
-      </w:r>
-      <w:proofErr w:type="spellStart"/>
-      <w:r>
-        <w:t>PyTorch</w:t>
-      </w:r>
-      <w:proofErr w:type="spellEnd"/>
-      <w:r>
-        <w:t>, TensorFlow</w:t>
-      </w:r>
-    </w:p>
-    <w:p>
-      <w:r>
-        <w:t xml:space="preserve">LLM       → OpenAI SDK, </w:t>
-      </w:r>
-      <w:proofErr w:type="spellStart"/>
-      <w:r>
-        <w:t>LangChain</w:t>
-      </w:r>
-      <w:proofErr w:type="spellEnd"/>
+        <w:t>DL        → PyTorch, TensorFlow</w:t>
+      </w:r>
+    </w:p>
+    <w:p>
+      <w:r>
+        <w:t>LLM       → OpenAI SDK, LangChain</w:t>
+      </w:r>
     </w:p>
     <w:p>
       <w:r>
@@ -676,13 +603,8 @@
     </w:p>
     <w:p>
       <w:r>
-        <w:t xml:space="preserve">Agents    → </w:t>
-      </w:r>
-      <w:proofErr w:type="spellStart"/>
-      <w:r>
-        <w:t>LangGraph</w:t>
-      </w:r>
-      <w:proofErr w:type="spellEnd"/>
+        <w:t>Agents    → LangGraph</w:t>
+      </w:r>
     </w:p>
     <w:p>
       <w:r>
@@ -738,42 +660,18 @@
     </w:p>
     <w:p>
       <w:r>
+        <w:t xml:space="preserve">       |         |          |             |</w:t>
+      </w:r>
+    </w:p>
+    <w:p>
+      <w:r>
+        <w:t xml:space="preserve">    FastAPI    Pandas    sklearn        LLM</w:t>
+      </w:r>
+    </w:p>
+    <w:p>
+      <w:r>
         <w:lastRenderedPageBreak/>
-        <w:t xml:space="preserve">       |         |          |             |</w:t>
-      </w:r>
-    </w:p>
-    <w:p>
-      <w:r>
-        <w:t xml:space="preserve">    </w:t>
-      </w:r>
-      <w:proofErr w:type="spellStart"/>
-      <w:r>
-        <w:t>FastAPI</w:t>
-      </w:r>
-      <w:proofErr w:type="spellEnd"/>
-      <w:r>
-        <w:t xml:space="preserve">    Pandas    </w:t>
-      </w:r>
-      <w:proofErr w:type="spellStart"/>
-      <w:r>
-        <w:t>sklearn</w:t>
-      </w:r>
-      <w:proofErr w:type="spellEnd"/>
-      <w:r>
-        <w:t xml:space="preserve">        LLM</w:t>
-      </w:r>
-    </w:p>
-    <w:p>
-      <w:r>
-        <w:t xml:space="preserve">    Django     NumPy     </w:t>
-      </w:r>
-      <w:proofErr w:type="spellStart"/>
-      <w:r>
-        <w:t>PyTorch</w:t>
-      </w:r>
-      <w:proofErr w:type="spellEnd"/>
-      <w:r>
-        <w:t xml:space="preserve">        RAG</w:t>
+        <w:t xml:space="preserve">    Django     NumPy     PyTorch        RAG</w:t>
       </w:r>
     </w:p>
     <w:p>
@@ -783,23 +681,13 @@
     </w:p>
     <w:p>
       <w:r>
-        <w:t xml:space="preserve">                                      </w:t>
-      </w:r>
-      <w:proofErr w:type="spellStart"/>
-      <w:r>
-        <w:t>LangChain</w:t>
-      </w:r>
-      <w:proofErr w:type="spellEnd"/>
-    </w:p>
-    <w:p>
-      <w:r>
-        <w:t xml:space="preserve">                                      </w:t>
-      </w:r>
-      <w:proofErr w:type="spellStart"/>
-      <w:r>
-        <w:t>LangGraph</w:t>
-      </w:r>
-      <w:proofErr w:type="spellEnd"/>
+        <w:t xml:space="preserve">                                      LangChain</w:t>
+      </w:r>
+    </w:p>
+    <w:p>
+      <w:r>
+        <w:t xml:space="preserve">                                      LangGraph</w:t>
+      </w:r>
     </w:p>
     <w:p>
       <w:r>
@@ -902,13 +790,8 @@
           <w:numId w:val="3"/>
         </w:numPr>
       </w:pPr>
-      <w:proofErr w:type="spellStart"/>
-      <w:r>
-        <w:t>Dataclasses</w:t>
-      </w:r>
-      <w:proofErr w:type="spellEnd"/>
-      <w:r>
-        <w:t xml:space="preserve"> </w:t>
+      <w:r>
+        <w:t xml:space="preserve">Dataclasses </w:t>
       </w:r>
     </w:p>
     <w:p>
@@ -994,28 +877,23 @@
           <w:b/>
           <w:bCs/>
         </w:rPr>
+        <w:t>Windows</w:t>
+      </w:r>
+    </w:p>
+    <w:p>
+      <w:r>
+        <w:t>python --version</w:t>
+      </w:r>
+    </w:p>
+    <w:p>
+      <w:r>
         <w:lastRenderedPageBreak/>
-        <w:t>Windows</w:t>
-      </w:r>
-    </w:p>
-    <w:p>
-      <w:r>
-        <w:t>python --version</w:t>
-      </w:r>
-    </w:p>
-    <w:p>
-      <w:r>
         <w:t>or:</w:t>
       </w:r>
     </w:p>
     <w:p>
-      <w:proofErr w:type="spellStart"/>
-      <w:r>
-        <w:t>py</w:t>
-      </w:r>
-      <w:proofErr w:type="spellEnd"/>
-      <w:r>
-        <w:t xml:space="preserve"> --version</w:t>
+      <w:r>
+        <w:t>py --version</w:t>
       </w:r>
     </w:p>
     <w:p>
@@ -1045,15 +923,7 @@
     </w:p>
     <w:p>
       <w:r>
-        <w:t xml:space="preserve">&gt;&gt;&gt; </w:t>
-      </w:r>
-      <w:proofErr w:type="gramStart"/>
-      <w:r>
-        <w:t>print(</w:t>
-      </w:r>
-      <w:proofErr w:type="gramEnd"/>
-      <w:r>
-        <w:t>"Hello Python")</w:t>
+        <w:t>&gt;&gt;&gt; print("Hello Python")</w:t>
       </w:r>
     </w:p>
     <w:p>
@@ -1067,13 +937,8 @@
       </w:r>
     </w:p>
     <w:p>
-      <w:proofErr w:type="gramStart"/>
-      <w:r>
-        <w:t>exit(</w:t>
-      </w:r>
-      <w:proofErr w:type="gramEnd"/>
-      <w:r>
-        <w:t>)</w:t>
+      <w:r>
+        <w:t>exit()</w:t>
       </w:r>
     </w:p>
     <w:p>
@@ -1169,38 +1034,28 @@
     </w:p>
     <w:p>
       <w:r>
+        <w:t>Create:</w:t>
+      </w:r>
+    </w:p>
+    <w:p>
+      <w:r>
+        <w:t>hello.py</w:t>
+      </w:r>
+    </w:p>
+    <w:p>
+      <w:r>
         <w:lastRenderedPageBreak/>
-        <w:t>Create:</w:t>
-      </w:r>
-    </w:p>
-    <w:p>
-      <w:r>
-        <w:t>hello.py</w:t>
-      </w:r>
-    </w:p>
-    <w:p>
-      <w:r>
         <w:t>Put this inside:</w:t>
       </w:r>
     </w:p>
     <w:p>
-      <w:proofErr w:type="gramStart"/>
-      <w:r>
-        <w:t>print(</w:t>
-      </w:r>
-      <w:proofErr w:type="gramEnd"/>
-      <w:r>
-        <w:t>"Hello, Python!")</w:t>
-      </w:r>
-    </w:p>
-    <w:p>
-      <w:proofErr w:type="gramStart"/>
-      <w:r>
-        <w:t>print(</w:t>
-      </w:r>
-      <w:proofErr w:type="gramEnd"/>
-      <w:r>
-        <w:t>"Welcome to Python Programming")</w:t>
+      <w:r>
+        <w:t>print("Hello, Python!")</w:t>
+      </w:r>
+    </w:p>
+    <w:p>
+      <w:r>
+        <w:t>print("Welcome to Python Programming")</w:t>
       </w:r>
     </w:p>
     <w:p>
@@ -1277,15 +1132,7 @@
     </w:p>
     <w:p>
       <w:r>
-        <w:t xml:space="preserve">    </w:t>
-      </w:r>
-      <w:proofErr w:type="spellStart"/>
-      <w:r>
-        <w:t>System.out.println</w:t>
-      </w:r>
-      <w:proofErr w:type="spellEnd"/>
-      <w:r>
-        <w:t>("Adult");</w:t>
+        <w:t xml:space="preserve">    System.out.println("Adult");</w:t>
       </w:r>
     </w:p>
     <w:p>
@@ -1341,15 +1188,7 @@
     </w:p>
     <w:p>
       <w:r>
-        <w:t xml:space="preserve">The indentation tells Python that </w:t>
-      </w:r>
-      <w:proofErr w:type="gramStart"/>
-      <w:r>
-        <w:t>print(</w:t>
-      </w:r>
-      <w:proofErr w:type="gramEnd"/>
-      <w:r>
-        <w:t>) belongs to the if block.</w:t>
+        <w:t>The indentation tells Python that print() belongs to the if block.</w:t>
       </w:r>
     </w:p>
     <w:p>
@@ -1386,17 +1225,17 @@
           <w:b/>
           <w:bCs/>
         </w:rPr>
+        <w:t>10. Python Blocks</w:t>
+      </w:r>
+    </w:p>
+    <w:p>
+      <w:r>
+        <w:t>Example:</w:t>
+      </w:r>
+    </w:p>
+    <w:p>
+      <w:r>
         <w:lastRenderedPageBreak/>
-        <w:t>10. Python Blocks</w:t>
-      </w:r>
-    </w:p>
-    <w:p>
-      <w:r>
-        <w:t>Example:</w:t>
-      </w:r>
-    </w:p>
-    <w:p>
-      <w:r>
         <w:t>age = 25</w:t>
       </w:r>
     </w:p>
@@ -1422,13 +1261,8 @@
       </w:r>
     </w:p>
     <w:p>
-      <w:proofErr w:type="gramStart"/>
-      <w:r>
-        <w:t>print(</w:t>
-      </w:r>
-      <w:proofErr w:type="gramEnd"/>
-      <w:r>
-        <w:t>"Program completed")</w:t>
+      <w:r>
+        <w:t>print("Program completed")</w:t>
       </w:r>
     </w:p>
     <w:p>
@@ -1453,15 +1287,7 @@
     </w:p>
     <w:p>
       <w:r>
-        <w:t xml:space="preserve">The first two </w:t>
-      </w:r>
-      <w:proofErr w:type="gramStart"/>
-      <w:r>
-        <w:t>print(</w:t>
-      </w:r>
-      <w:proofErr w:type="gramEnd"/>
-      <w:r>
-        <w:t>) statements belong to the if block.</w:t>
+        <w:t>The first two print() statements belong to the if block.</w:t>
       </w:r>
     </w:p>
     <w:p>
@@ -1560,25 +1386,17 @@
     </w:p>
     <w:p>
       <w:r>
+        <w:t>name = "Srinivas"  # Trainer name</w:t>
+      </w:r>
+    </w:p>
+    <w:p>
+      <w:r>
+        <w:t>Python doesn't have Java's traditional // comment syntax.</w:t>
+      </w:r>
+    </w:p>
+    <w:p>
+      <w:r>
         <w:lastRenderedPageBreak/>
-        <w:t>name = "Srinivas</w:t>
-      </w:r>
-      <w:proofErr w:type="gramStart"/>
-      <w:r>
-        <w:t>"  #</w:t>
-      </w:r>
-      <w:proofErr w:type="gramEnd"/>
-      <w:r>
-        <w:t xml:space="preserve"> Trainer name</w:t>
-      </w:r>
-    </w:p>
-    <w:p>
-      <w:r>
-        <w:t>Python doesn't have Java's traditional // comment syntax.</w:t>
-      </w:r>
-    </w:p>
-    <w:p>
-      <w:r>
         <w:pict w14:anchorId="619C0485">
           <v:rect id="_x0000_i1036" style="width:0;height:1.5pt" o:hralign="center" o:hrstd="t" o:hr="t" fillcolor="#a0a0a0" stroked="f"/>
         </w:pict>
@@ -1745,17 +1563,17 @@
     </w:p>
     <w:p>
       <w:r>
+        <w:t>10.5</w:t>
+      </w:r>
+    </w:p>
+    <w:p>
+      <w:r>
+        <w:t>So:</w:t>
+      </w:r>
+    </w:p>
+    <w:p>
+      <w:r>
         <w:lastRenderedPageBreak/>
-        <w:t>10.5</w:t>
-      </w:r>
-    </w:p>
-    <w:p>
-      <w:r>
-        <w:t>So:</w:t>
-      </w:r>
-    </w:p>
-    <w:p>
-      <w:r>
         <w:t>x → integer object</w:t>
       </w:r>
     </w:p>
@@ -1804,13 +1622,8 @@
       </w:r>
     </w:p>
     <w:p>
-      <w:proofErr w:type="gramStart"/>
-      <w:r>
-        <w:t>type(</w:t>
-      </w:r>
-      <w:proofErr w:type="gramEnd"/>
-      <w:r>
-        <w:t>)</w:t>
+      <w:r>
+        <w:t>type()</w:t>
       </w:r>
     </w:p>
     <w:p>
@@ -1883,17 +1696,17 @@
     </w:p>
     <w:p>
       <w:r>
+        <w:t>Output:</w:t>
+      </w:r>
+    </w:p>
+    <w:p>
+      <w:r>
+        <w:t>&lt;class 'float'&gt;</w:t>
+      </w:r>
+    </w:p>
+    <w:p>
+      <w:r>
         <w:lastRenderedPageBreak/>
-        <w:t>Output:</w:t>
-      </w:r>
-    </w:p>
-    <w:p>
-      <w:r>
-        <w:t>&lt;class 'float'&gt;</w:t>
-      </w:r>
-    </w:p>
-    <w:p>
-      <w:r>
         <w:pict w14:anchorId="58157204">
           <v:rect id="_x0000_i1039" style="width:0;height:1.5pt" o:hralign="center" o:hrstd="t" o:hr="t" fillcolor="#a0a0a0" stroked="f"/>
         </w:pict>
@@ -1956,28 +1769,12 @@
     </w:p>
     <w:p>
       <w:r>
-        <w:t xml:space="preserve">   </w:t>
-      </w:r>
-      <w:proofErr w:type="gramStart"/>
-      <w:r>
-        <w:t>|  100</w:t>
-      </w:r>
-      <w:proofErr w:type="gramEnd"/>
-      <w:r>
-        <w:t xml:space="preserve">  |</w:t>
-      </w:r>
-    </w:p>
-    <w:p>
-      <w:r>
-        <w:t xml:space="preserve">   </w:t>
-      </w:r>
-      <w:proofErr w:type="gramStart"/>
-      <w:r>
-        <w:t>|  int</w:t>
-      </w:r>
-      <w:proofErr w:type="gramEnd"/>
-      <w:r>
-        <w:t xml:space="preserve">  |</w:t>
+        <w:t xml:space="preserve">   |  100  |</w:t>
+      </w:r>
+    </w:p>
+    <w:p>
+      <w:r>
+        <w:t xml:space="preserve">   |  int  |</w:t>
       </w:r>
     </w:p>
     <w:p>
@@ -2064,7 +1861,6 @@
         </w:numPr>
       </w:pPr>
       <w:r>
-        <w:lastRenderedPageBreak/>
         <w:t xml:space="preserve">Immutable objects </w:t>
       </w:r>
     </w:p>
@@ -2087,6 +1883,7 @@
         </w:numPr>
       </w:pPr>
       <w:r>
+        <w:lastRenderedPageBreak/>
         <w:t xml:space="preserve">Lists </w:t>
       </w:r>
     </w:p>
@@ -2142,23 +1939,7 @@
           <w:b/>
           <w:bCs/>
         </w:rPr>
-        <w:t xml:space="preserve">16. </w:t>
-      </w:r>
-      <w:proofErr w:type="gramStart"/>
-      <w:r>
-        <w:rPr>
-          <w:b/>
-          <w:bCs/>
-        </w:rPr>
-        <w:t>id(</w:t>
-      </w:r>
-      <w:proofErr w:type="gramEnd"/>
-      <w:r>
-        <w:rPr>
-          <w:b/>
-          <w:bCs/>
-        </w:rPr>
-        <w:t>) Function</w:t>
+        <w:t>16. id() Function</w:t>
       </w:r>
     </w:p>
     <w:p>
@@ -2167,13 +1948,8 @@
       </w:r>
     </w:p>
     <w:p>
-      <w:proofErr w:type="gramStart"/>
-      <w:r>
-        <w:t>id(</w:t>
-      </w:r>
-      <w:proofErr w:type="gramEnd"/>
-      <w:r>
-        <w:t>)</w:t>
+      <w:r>
+        <w:t>id()</w:t>
       </w:r>
     </w:p>
     <w:p>
@@ -2276,17 +2052,17 @@
     </w:p>
     <w:p>
       <w:r>
+        <w:t>print(a)</w:t>
+      </w:r>
+    </w:p>
+    <w:p>
+      <w:r>
+        <w:t>print(b)</w:t>
+      </w:r>
+    </w:p>
+    <w:p>
+      <w:r>
         <w:lastRenderedPageBreak/>
-        <w:t>print(a)</w:t>
-      </w:r>
-    </w:p>
-    <w:p>
-      <w:r>
-        <w:t>print(b)</w:t>
-      </w:r>
-    </w:p>
-    <w:p>
-      <w:r>
         <w:t>print(c)</w:t>
       </w:r>
     </w:p>
@@ -2438,28 +2214,23 @@
     </w:p>
     <w:p>
       <w:r>
+        <w:t>Valid:</w:t>
+      </w:r>
+    </w:p>
+    <w:p>
+      <w:r>
+        <w:t>name = "Srinivas"</w:t>
+      </w:r>
+    </w:p>
+    <w:p>
+      <w:r>
         <w:lastRenderedPageBreak/>
-        <w:t>Valid:</w:t>
-      </w:r>
-    </w:p>
-    <w:p>
-      <w:r>
-        <w:t>name = "Srinivas"</w:t>
-      </w:r>
-    </w:p>
-    <w:p>
-      <w:r>
         <w:t>age = 47</w:t>
       </w:r>
     </w:p>
     <w:p>
-      <w:proofErr w:type="spellStart"/>
-      <w:r>
-        <w:t>employee_name</w:t>
-      </w:r>
-      <w:proofErr w:type="spellEnd"/>
-      <w:r>
-        <w:t xml:space="preserve"> = "Ravi"</w:t>
+      <w:r>
+        <w:t>employee_name = "Ravi"</w:t>
       </w:r>
     </w:p>
     <w:p>
@@ -2550,38 +2321,29 @@
       </w:r>
     </w:p>
     <w:p>
-      <w:proofErr w:type="spellStart"/>
       <w:r>
         <w:t>student_name</w:t>
       </w:r>
-      <w:proofErr w:type="spellEnd"/>
-    </w:p>
-    <w:p>
-      <w:proofErr w:type="spellStart"/>
+    </w:p>
+    <w:p>
       <w:r>
         <w:t>employee_id</w:t>
       </w:r>
-      <w:proofErr w:type="spellEnd"/>
-    </w:p>
-    <w:p>
-      <w:proofErr w:type="spellStart"/>
+    </w:p>
+    <w:p>
       <w:r>
         <w:t>customer_address</w:t>
       </w:r>
-      <w:proofErr w:type="spellEnd"/>
-    </w:p>
-    <w:p>
-      <w:proofErr w:type="spellStart"/>
+    </w:p>
+    <w:p>
       <w:r>
         <w:t>total_salary</w:t>
       </w:r>
-      <w:proofErr w:type="spellEnd"/>
     </w:p>
     <w:p>
       <w:r>
         <w:t xml:space="preserve">Use </w:t>
       </w:r>
-      <w:proofErr w:type="spellStart"/>
       <w:r>
         <w:rPr>
           <w:b/>
@@ -2589,7 +2351,6 @@
         </w:rPr>
         <w:t>snake_case</w:t>
       </w:r>
-      <w:proofErr w:type="spellEnd"/>
       <w:r>
         <w:t xml:space="preserve"> for variables and functions.</w:t>
       </w:r>
@@ -2598,7 +2359,6 @@
       <w:r>
         <w:t xml:space="preserve">Classes generally use </w:t>
       </w:r>
-      <w:proofErr w:type="spellStart"/>
       <w:r>
         <w:rPr>
           <w:b/>
@@ -2606,7 +2366,6 @@
         </w:rPr>
         <w:t>PascalCase</w:t>
       </w:r>
-      <w:proofErr w:type="spellEnd"/>
       <w:r>
         <w:t>:</w:t>
       </w:r>
@@ -2638,7 +2397,6 @@
     </w:p>
     <w:p>
       <w:r>
-        <w:lastRenderedPageBreak/>
         <w:t>These are conventions rather than enforced language rules.</w:t>
       </w:r>
     </w:p>
@@ -2661,23 +2419,8 @@
           <w:b/>
           <w:bCs/>
         </w:rPr>
-        <w:t xml:space="preserve">21. </w:t>
-      </w:r>
-      <w:proofErr w:type="gramStart"/>
-      <w:r>
-        <w:rPr>
-          <w:b/>
-          <w:bCs/>
-        </w:rPr>
-        <w:t>print(</w:t>
-      </w:r>
-      <w:proofErr w:type="gramEnd"/>
-      <w:r>
-        <w:rPr>
-          <w:b/>
-          <w:bCs/>
-        </w:rPr>
-        <w:t>) Function</w:t>
+        <w:lastRenderedPageBreak/>
+        <w:t>21. print() Function</w:t>
       </w:r>
     </w:p>
     <w:p>
@@ -2707,13 +2450,8 @@
     </w:p>
     <w:p/>
     <w:p>
-      <w:proofErr w:type="gramStart"/>
-      <w:r>
-        <w:t>print(</w:t>
-      </w:r>
-      <w:proofErr w:type="gramEnd"/>
-      <w:r>
-        <w:t>name, age)</w:t>
+      <w:r>
+        <w:t>print(name, age)</w:t>
       </w:r>
     </w:p>
     <w:p>
@@ -2732,21 +2470,8 @@
       </w:r>
     </w:p>
     <w:p>
-      <w:proofErr w:type="gramStart"/>
-      <w:r>
-        <w:t>print(</w:t>
-      </w:r>
-      <w:proofErr w:type="gramEnd"/>
-      <w:r>
-        <w:t xml:space="preserve">name, age, </w:t>
-      </w:r>
-      <w:proofErr w:type="spellStart"/>
-      <w:r>
-        <w:t>sep</w:t>
-      </w:r>
-      <w:proofErr w:type="spellEnd"/>
-      <w:r>
-        <w:t>=" - ")</w:t>
+      <w:r>
+        <w:t>print(name, age, sep=" - ")</w:t>
       </w:r>
     </w:p>
     <w:p>
@@ -2787,13 +2512,8 @@
       </w:r>
     </w:p>
     <w:p>
-      <w:proofErr w:type="gramStart"/>
-      <w:r>
-        <w:t>input(</w:t>
-      </w:r>
-      <w:proofErr w:type="gramEnd"/>
-      <w:r>
-        <w:t>)</w:t>
+      <w:r>
+        <w:t>input()</w:t>
       </w:r>
     </w:p>
     <w:p>
@@ -2803,26 +2523,13 @@
     </w:p>
     <w:p>
       <w:r>
-        <w:t xml:space="preserve">name = </w:t>
-      </w:r>
-      <w:proofErr w:type="gramStart"/>
-      <w:r>
-        <w:t>input(</w:t>
-      </w:r>
-      <w:proofErr w:type="gramEnd"/>
-      <w:r>
-        <w:t>"Enter your name: ")</w:t>
+        <w:t>name = input("Enter your name: ")</w:t>
       </w:r>
     </w:p>
     <w:p/>
     <w:p>
-      <w:proofErr w:type="gramStart"/>
-      <w:r>
-        <w:t>print(</w:t>
-      </w:r>
-      <w:proofErr w:type="gramEnd"/>
-      <w:r>
-        <w:t>"Hello", name)</w:t>
+      <w:r>
+        <w:t>print("Hello", name)</w:t>
       </w:r>
     </w:p>
     <w:p>
@@ -2857,46 +2564,33 @@
           <w:b/>
           <w:bCs/>
         </w:rPr>
+        <w:t>Important</w:t>
+      </w:r>
+    </w:p>
+    <w:p>
+      <w:r>
+        <w:t xml:space="preserve">input() returns a </w:t>
+      </w:r>
+      <w:r>
+        <w:rPr>
+          <w:b/>
+          <w:bCs/>
+        </w:rPr>
+        <w:t>string</w:t>
+      </w:r>
+      <w:r>
+        <w:t>.</w:t>
+      </w:r>
+    </w:p>
+    <w:p>
+      <w:r>
         <w:lastRenderedPageBreak/>
-        <w:t>Important</w:t>
-      </w:r>
-    </w:p>
-    <w:p>
-      <w:proofErr w:type="gramStart"/>
-      <w:r>
-        <w:t>input(</w:t>
-      </w:r>
-      <w:proofErr w:type="gramEnd"/>
-      <w:r>
-        <w:t xml:space="preserve">) returns a </w:t>
-      </w:r>
-      <w:r>
-        <w:rPr>
-          <w:b/>
-          <w:bCs/>
-        </w:rPr>
-        <w:t>string</w:t>
-      </w:r>
-      <w:r>
-        <w:t>.</w:t>
-      </w:r>
-    </w:p>
-    <w:p>
-      <w:r>
         <w:t>For example:</w:t>
       </w:r>
     </w:p>
     <w:p>
       <w:r>
-        <w:t xml:space="preserve">age = </w:t>
-      </w:r>
-      <w:proofErr w:type="gramStart"/>
-      <w:r>
-        <w:t>input(</w:t>
-      </w:r>
-      <w:proofErr w:type="gramEnd"/>
-      <w:r>
-        <w:t>"Enter age: ")</w:t>
+        <w:t>age = input("Enter age: ")</w:t>
       </w:r>
     </w:p>
     <w:p/>
@@ -2959,49 +2653,23 @@
     </w:p>
     <w:p>
       <w:r>
-        <w:t xml:space="preserve">name = </w:t>
-      </w:r>
-      <w:proofErr w:type="gramStart"/>
-      <w:r>
-        <w:t>input(</w:t>
-      </w:r>
-      <w:proofErr w:type="gramEnd"/>
-      <w:r>
-        <w:t>"Enter your name: ")</w:t>
-      </w:r>
-    </w:p>
-    <w:p>
-      <w:r>
-        <w:t xml:space="preserve">age = </w:t>
-      </w:r>
-      <w:proofErr w:type="gramStart"/>
-      <w:r>
-        <w:t>input(</w:t>
-      </w:r>
-      <w:proofErr w:type="gramEnd"/>
-      <w:r>
-        <w:t>"Enter your age: ")</w:t>
+        <w:t>name = input("Enter your name: ")</w:t>
+      </w:r>
+    </w:p>
+    <w:p>
+      <w:r>
+        <w:t>age = input("Enter your age: ")</w:t>
       </w:r>
     </w:p>
     <w:p/>
     <w:p>
-      <w:proofErr w:type="gramStart"/>
-      <w:r>
-        <w:t>print(</w:t>
-      </w:r>
-      <w:proofErr w:type="gramEnd"/>
-      <w:r>
-        <w:t>"Name:", name)</w:t>
-      </w:r>
-    </w:p>
-    <w:p>
-      <w:proofErr w:type="gramStart"/>
-      <w:r>
-        <w:t>print(</w:t>
-      </w:r>
-      <w:proofErr w:type="gramEnd"/>
-      <w:r>
-        <w:t>"Age:", age)</w:t>
+      <w:r>
+        <w:t>print("Name:", name)</w:t>
+      </w:r>
+    </w:p>
+    <w:p>
+      <w:r>
+        <w:t>print("Age:", age)</w:t>
       </w:r>
     </w:p>
     <w:p>
@@ -3020,13 +2688,8 @@
       </w:r>
     </w:p>
     <w:p>
-      <w:proofErr w:type="gramStart"/>
-      <w:r>
-        <w:t>input(</w:t>
-      </w:r>
-      <w:proofErr w:type="gramEnd"/>
-      <w:r>
-        <w:t>)</w:t>
+      <w:r>
+        <w:t>input()</w:t>
       </w:r>
     </w:p>
     <w:p>
@@ -3055,14 +2718,8 @@
       </w:r>
     </w:p>
     <w:p>
-      <w:proofErr w:type="gramStart"/>
-      <w:r>
-        <w:lastRenderedPageBreak/>
-        <w:t>print(</w:t>
-      </w:r>
-      <w:proofErr w:type="gramEnd"/>
-      <w:r>
-        <w:t>)</w:t>
+      <w:r>
+        <w:t>print()</w:t>
       </w:r>
     </w:p>
     <w:p>
@@ -3084,6 +2741,7 @@
           <w:b/>
           <w:bCs/>
         </w:rPr>
+        <w:lastRenderedPageBreak/>
         <w:t>24. Python vs Java — Quick Comparison</w:t>
       </w:r>
     </w:p>
@@ -3322,11 +2980,9 @@
             <w:hideMark/>
           </w:tcPr>
           <w:p>
-            <w:proofErr w:type="gramStart"/>
             <w:r>
               <w:t>Usually ;</w:t>
             </w:r>
-            <w:proofErr w:type="gramEnd"/>
           </w:p>
         </w:tc>
         <w:tc>
@@ -3336,13 +2992,8 @@
             <w:hideMark/>
           </w:tcPr>
           <w:p>
-            <w:proofErr w:type="gramStart"/>
             <w:r>
-              <w:t>Usually</w:t>
-            </w:r>
-            <w:proofErr w:type="gramEnd"/>
-            <w:r>
-              <w:t xml:space="preserve"> newline</w:t>
+              <w:t>Usually newline</w:t>
             </w:r>
           </w:p>
         </w:tc>
@@ -3534,11 +3185,9 @@
             <w:hideMark/>
           </w:tcPr>
           <w:p>
-            <w:proofErr w:type="spellStart"/>
             <w:r>
               <w:t>boolean</w:t>
             </w:r>
-            <w:proofErr w:type="spellEnd"/>
           </w:p>
         </w:tc>
         <w:tc>
@@ -3578,13 +3227,8 @@
           </w:tcPr>
           <w:p>
             <w:r>
-              <w:t xml:space="preserve">Scanner / </w:t>
+              <w:t>Scanner / BufferedReader</w:t>
             </w:r>
-            <w:proofErr w:type="spellStart"/>
-            <w:r>
-              <w:t>BufferedReader</w:t>
-            </w:r>
-            <w:proofErr w:type="spellEnd"/>
           </w:p>
         </w:tc>
         <w:tc>
@@ -3594,13 +3238,8 @@
             <w:hideMark/>
           </w:tcPr>
           <w:p>
-            <w:proofErr w:type="gramStart"/>
             <w:r>
-              <w:t>input(</w:t>
-            </w:r>
-            <w:proofErr w:type="gramEnd"/>
-            <w:r>
-              <w:t>)</w:t>
+              <w:t>input()</w:t>
             </w:r>
           </w:p>
         </w:tc>
@@ -3628,13 +3267,8 @@
             <w:hideMark/>
           </w:tcPr>
           <w:p>
-            <w:proofErr w:type="spellStart"/>
             <w:r>
-              <w:t>System.out.println</w:t>
-            </w:r>
-            <w:proofErr w:type="spellEnd"/>
-            <w:r>
-              <w:t>()</w:t>
+              <w:t>System.out.println()</w:t>
             </w:r>
           </w:p>
         </w:tc>
@@ -3645,13 +3279,8 @@
             <w:hideMark/>
           </w:tcPr>
           <w:p>
-            <w:proofErr w:type="gramStart"/>
             <w:r>
-              <w:t>print(</w:t>
-            </w:r>
-            <w:proofErr w:type="gramEnd"/>
-            <w:r>
-              <w:t>)</w:t>
+              <w:t>print()</w:t>
             </w:r>
           </w:p>
         </w:tc>
@@ -3762,30 +3391,17 @@
     </w:p>
     <w:p>
       <w:r>
+        <w:t>For CPython, source code is compiled to bytecode and executed by the Python virtual machine/runtime.</w:t>
+      </w:r>
+    </w:p>
+    <w:p>
+      <w:r>
+        <w:t>So avoid thinking of Python simply as:</w:t>
+      </w:r>
+    </w:p>
+    <w:p>
+      <w:r>
         <w:lastRenderedPageBreak/>
-        <w:t xml:space="preserve">For </w:t>
-      </w:r>
-      <w:proofErr w:type="spellStart"/>
-      <w:r>
-        <w:t>CPython</w:t>
-      </w:r>
-      <w:proofErr w:type="spellEnd"/>
-      <w:r>
-        <w:t>, source code is compiled to bytecode and executed by the Python virtual machine/runtime.</w:t>
-      </w:r>
-    </w:p>
-    <w:p>
-      <w:proofErr w:type="gramStart"/>
-      <w:r>
-        <w:t>So</w:t>
-      </w:r>
-      <w:proofErr w:type="gramEnd"/>
-      <w:r>
-        <w:t xml:space="preserve"> avoid thinking of Python simply as:</w:t>
-      </w:r>
-    </w:p>
-    <w:p>
-      <w:r>
         <w:t>"Python is interpreted and Java is compiled."</w:t>
       </w:r>
     </w:p>
@@ -3941,18 +3557,18 @@
     </w:p>
     <w:p>
       <w:r>
+        <w:t>Type: ...</w:t>
+      </w:r>
+    </w:p>
+    <w:p/>
+    <w:p>
+      <w:r>
+        <w:t>Experience: ...</w:t>
+      </w:r>
+    </w:p>
+    <w:p>
+      <w:r>
         <w:lastRenderedPageBreak/>
-        <w:t>Type: ...</w:t>
-      </w:r>
-    </w:p>
-    <w:p/>
-    <w:p>
-      <w:r>
-        <w:t>Experience: ...</w:t>
-      </w:r>
-    </w:p>
-    <w:p>
-      <w:r>
         <w:t>Type: ...</w:t>
       </w:r>
     </w:p>
@@ -4094,22 +3710,22 @@
     <w:p/>
     <w:p>
       <w:r>
+        <w:t>After:</w:t>
+      </w:r>
+    </w:p>
+    <w:p>
+      <w:r>
+        <w:t>a = 200</w:t>
+      </w:r>
+    </w:p>
+    <w:p>
+      <w:r>
+        <w:t>b = 100</w:t>
+      </w:r>
+    </w:p>
+    <w:p>
+      <w:r>
         <w:lastRenderedPageBreak/>
-        <w:t>After:</w:t>
-      </w:r>
-    </w:p>
-    <w:p>
-      <w:r>
-        <w:t>a = 200</w:t>
-      </w:r>
-    </w:p>
-    <w:p>
-      <w:r>
-        <w:t>b = 100</w:t>
-      </w:r>
-    </w:p>
-    <w:p>
-      <w:r>
         <w:pict w14:anchorId="12D4C9E1">
           <v:rect id="_x0000_i1054" style="width:0;height:1.5pt" o:hralign="center" o:hrstd="t" o:hr="t" fillcolor="#a0a0a0" stroked="f"/>
         </w:pict>
@@ -4231,15 +3847,7 @@
         </w:numPr>
       </w:pPr>
       <w:r>
-        <w:t xml:space="preserve">What does </w:t>
-      </w:r>
-      <w:proofErr w:type="gramStart"/>
-      <w:r>
-        <w:t>type(</w:t>
-      </w:r>
-      <w:proofErr w:type="gramEnd"/>
-      <w:r>
-        <w:t xml:space="preserve">) do? </w:t>
+        <w:t xml:space="preserve">What does type() do? </w:t>
       </w:r>
     </w:p>
     <w:p>
@@ -4250,15 +3858,7 @@
         </w:numPr>
       </w:pPr>
       <w:r>
-        <w:t xml:space="preserve">What does </w:t>
-      </w:r>
-      <w:proofErr w:type="gramStart"/>
-      <w:r>
-        <w:t>id(</w:t>
-      </w:r>
-      <w:proofErr w:type="gramEnd"/>
-      <w:r>
-        <w:t xml:space="preserve">) do? </w:t>
+        <w:t xml:space="preserve">What does id() do? </w:t>
       </w:r>
     </w:p>
     <w:p>
@@ -4269,15 +3869,7 @@
         </w:numPr>
       </w:pPr>
       <w:r>
-        <w:t xml:space="preserve">What does </w:t>
-      </w:r>
-      <w:proofErr w:type="gramStart"/>
-      <w:r>
-        <w:t>input(</w:t>
-      </w:r>
-      <w:proofErr w:type="gramEnd"/>
-      <w:r>
-        <w:t xml:space="preserve">) return? </w:t>
+        <w:t xml:space="preserve">What does input() return? </w:t>
       </w:r>
     </w:p>
     <w:p>
@@ -4403,13 +3995,23 @@
     </w:p>
     <w:p>
       <w:r>
+        <w:t>The most important things from Lesson 1 are:</w:t>
+      </w:r>
+    </w:p>
+    <w:p>
+      <w:r>
+        <w:t>Python</w:t>
+      </w:r>
+    </w:p>
+    <w:p>
+      <w:r>
+        <w:t xml:space="preserve">  ↓</w:t>
+      </w:r>
+    </w:p>
+    <w:p>
+      <w:r>
         <w:lastRenderedPageBreak/>
-        <w:t>The most important things from Lesson 1 are:</w:t>
-      </w:r>
-    </w:p>
-    <w:p>
-      <w:r>
-        <w:t>Python</w:t>
+        <w:t>High-level language</w:t>
       </w:r>
     </w:p>
     <w:p>
@@ -4419,7 +4021,7 @@
     </w:p>
     <w:p>
       <w:r>
-        <w:t>High-level language</w:t>
+        <w:t>Dynamically typed</w:t>
       </w:r>
     </w:p>
     <w:p>
@@ -4429,7 +4031,7 @@
     </w:p>
     <w:p>
       <w:r>
-        <w:t>Dynamically typed</w:t>
+        <w:t>Object-oriented</w:t>
       </w:r>
     </w:p>
     <w:p>
@@ -4439,7 +4041,7 @@
     </w:p>
     <w:p>
       <w:r>
-        <w:t>Object-oriented</w:t>
+        <w:t>Indentation-based blocks</w:t>
       </w:r>
     </w:p>
     <w:p>
@@ -4449,7 +4051,7 @@
     </w:p>
     <w:p>
       <w:r>
-        <w:t>Indentation-based blocks</w:t>
+        <w:t>Variables refer to objects</w:t>
       </w:r>
     </w:p>
     <w:p>
@@ -4459,7 +4061,7 @@
     </w:p>
     <w:p>
       <w:r>
-        <w:t>Variables refer to objects</w:t>
+        <w:t>type() → type information</w:t>
       </w:r>
     </w:p>
     <w:p>
@@ -4468,13 +4070,8 @@
       </w:r>
     </w:p>
     <w:p>
-      <w:proofErr w:type="gramStart"/>
-      <w:r>
-        <w:t>type(</w:t>
-      </w:r>
-      <w:proofErr w:type="gramEnd"/>
-      <w:r>
-        <w:t>) → type information</w:t>
+      <w:r>
+        <w:t>id() → object identity</w:t>
       </w:r>
     </w:p>
     <w:p>
@@ -4483,13 +4080,8 @@
       </w:r>
     </w:p>
     <w:p>
-      <w:proofErr w:type="gramStart"/>
-      <w:r>
-        <w:t>id(</w:t>
-      </w:r>
-      <w:proofErr w:type="gramEnd"/>
-      <w:r>
-        <w:t>) → object identity</w:t>
+      <w:r>
+        <w:t>input() → string</w:t>
       </w:r>
     </w:p>
     <w:p>
@@ -4498,28 +4090,8 @@
       </w:r>
     </w:p>
     <w:p>
-      <w:proofErr w:type="gramStart"/>
-      <w:r>
-        <w:t>input(</w:t>
-      </w:r>
-      <w:proofErr w:type="gramEnd"/>
-      <w:r>
-        <w:t>) → string</w:t>
-      </w:r>
-    </w:p>
-    <w:p>
-      <w:r>
-        <w:t xml:space="preserve">  ↓</w:t>
-      </w:r>
-    </w:p>
-    <w:p>
-      <w:proofErr w:type="gramStart"/>
-      <w:r>
-        <w:t>print(</w:t>
-      </w:r>
-      <w:proofErr w:type="gramEnd"/>
-      <w:r>
-        <w:t>) → output</w:t>
+      <w:r>
+        <w:t>print() → output</w:t>
       </w:r>
     </w:p>
     <w:p>
@@ -4584,22 +4156,22 @@
     </w:p>
     <w:p>
       <w:r>
+        <w:t xml:space="preserve">     ↓</w:t>
+      </w:r>
+    </w:p>
+    <w:p>
+      <w:r>
+        <w:t>Learn Python mindset</w:t>
+      </w:r>
+    </w:p>
+    <w:p>
+      <w:r>
+        <w:t xml:space="preserve">     ↓</w:t>
+      </w:r>
+    </w:p>
+    <w:p>
+      <w:r>
         <w:lastRenderedPageBreak/>
-        <w:t xml:space="preserve">     ↓</w:t>
-      </w:r>
-    </w:p>
-    <w:p>
-      <w:r>
-        <w:t>Learn Python mindset</w:t>
-      </w:r>
-    </w:p>
-    <w:p>
-      <w:r>
-        <w:t xml:space="preserve">     ↓</w:t>
-      </w:r>
-    </w:p>
-    <w:p>
-      <w:r>
         <w:t>Dynamic typing</w:t>
       </w:r>
     </w:p>
@@ -4647,23 +4219,7 @@
         <w:t>Next: Lesson 2 — Variables, Data Types &amp; Type Conversion</w:t>
       </w:r>
       <w:r>
-        <w:t xml:space="preserve">, where we'll go deeply into int, float, bool, str, None, mutable vs immutable objects, </w:t>
-      </w:r>
-      <w:proofErr w:type="gramStart"/>
-      <w:r>
-        <w:t>type(</w:t>
-      </w:r>
-      <w:proofErr w:type="gramEnd"/>
-      <w:r>
-        <w:t xml:space="preserve">), </w:t>
-      </w:r>
-      <w:proofErr w:type="gramStart"/>
-      <w:r>
-        <w:t>id(</w:t>
-      </w:r>
-      <w:proofErr w:type="gramEnd"/>
-      <w:r>
-        <w:t>), and type casting—with Java comparisons and hands-on programs.</w:t>
+        <w:t>, where we'll go deeply into int, float, bool, str, None, mutable vs immutable objects, type(), id(), and type casting—with Java comparisons and hands-on programs.</w:t>
       </w:r>
     </w:p>
     <w:p/>
